--- a/Shehzad_Aslam_Software_Architect_Resume.docx
+++ b/Shehzad_Aslam_Software_Architect_Resume.docx
@@ -97,7 +97,7 @@
           <w:color w:val="222222"/>
           <w:sz w:val="20"/>
         </w:rPr>
-        <w:t>Software Architect and hands-on engineering leader with 11+ years designing, building, and scaling web, SaaS, and cross-platform products. I turn ambiguous business requirements into clean, resilient architectures — event-driven microservices, containerized deployments, and pragmatic monoliths where they fit. I have led and mentored multiple engineering teams as Principal Engineer and Engineering Manager, owning technical direction end to end: system design, cloud infrastructure, CI/CD, code quality, and delivery. Deep across the modern PHP/Laravel and JavaScript (Node.js, React.js, Electron.js) stacks, with a growing focus on AI-assisted product development.</w:t>
+        <w:t>Software Architect and hands-on engineering leader with 9+ years designing, building, and scaling web, SaaS, and cross-platform products. I turn ambiguous business requirements into clean, resilient architectures — event-driven microservices, containerized deployments, and pragmatic monoliths where they fit. I have led and mentored multiple engineering teams as Principal Engineer and Engineering Manager, owning technical direction end to end: system design, cloud infrastructure, CI/CD, code quality, and delivery. Deep across the modern PHP/Laravel and JavaScript/TypeScript (Node.js, React.js, Electron.js) stacks, with a growing focus on AI-assisted product development.</w:t>
       </w:r>
     </w:p>
     <w:p>
@@ -194,7 +194,7 @@
           <w:color w:val="222222"/>
           <w:sz w:val="20"/>
         </w:rPr>
-        <w:t>React.js, Electron.js (cross-platform desktop), Progressive &amp; Reactive Web Apps, SEO/Isomorphic</w:t>
+        <w:t>TypeScript, React.js, Redux, Electron.js (cross-platform desktop), Progressive &amp; Reactive Web Apps, SEO/Isomorphic</w:t>
       </w:r>
     </w:p>
     <w:p>
@@ -330,7 +330,7 @@
           <w:sz w:val="19"/>
         </w:rPr>
         <w:tab/>
-        <w:t>[Feb 2024] – Present</w:t>
+        <w:t>Feb 2024 – Present</w:t>
       </w:r>
     </w:p>
     <w:p>
@@ -445,7 +445,7 @@
           <w:sz w:val="19"/>
         </w:rPr>
         <w:tab/>
-        <w:t>[2023] – [2024]</w:t>
+        <w:t>Nov 2023 – Jul 2026</w:t>
       </w:r>
     </w:p>
     <w:p>
@@ -460,7 +460,7 @@
           <w:color w:val="2B6CB2"/>
           <w:sz w:val="20"/>
         </w:rPr>
-        <w:t>Software Architect</w:t>
+        <w:t xml:space="preserve">Software Architect  (Part-time / Concurrent)</w:t>
       </w:r>
       <w:r>
         <w:rPr>
@@ -560,7 +560,7 @@
           <w:sz w:val="19"/>
         </w:rPr>
         <w:tab/>
-        <w:t>[2020] – [2023]</w:t>
+        <w:t>Feb 2021 – Dec 2022</w:t>
       </w:r>
     </w:p>
     <w:p>
@@ -585,7 +585,7 @@
           <w:color w:val="555555"/>
           <w:sz w:val="19"/>
         </w:rPr>
-        <w:t xml:space="preserve">   ·   Laravel · Node.js · React.js · MySQL · RabbitMQ · AWS</w:t>
+        <w:t xml:space="preserve">   ·   Laravel · Node.js · React.js · Redux · MySQL · RabbitMQ · AWS</w:t>
       </w:r>
     </w:p>
     <w:p>
@@ -602,7 +602,7 @@
           <w:color w:val="222222"/>
           <w:sz w:val="20"/>
         </w:rPr>
-        <w:t>Led two engineering teams delivering HR-tech SaaS products: AfterHire (employee onboarding) and Evalufy (video interviewing &amp; candidate assessment) — the Middle East's largest job site.</w:t>
+        <w:t>Led two engineering teams delivering HR-tech SaaS products for the Middle East's largest job site: AfterHire (employee onboarding), built in React with Redux, and Evalufy (video interviewing &amp; candidate assessment).</w:t>
       </w:r>
     </w:p>
     <w:p>
@@ -675,7 +675,7 @@
           <w:sz w:val="19"/>
         </w:rPr>
         <w:tab/>
-        <w:t>[2018] – [2020]</w:t>
+        <w:t>2018 – 2020</w:t>
       </w:r>
     </w:p>
     <w:p>
@@ -700,7 +700,7 @@
           <w:color w:val="555555"/>
           <w:sz w:val="19"/>
         </w:rPr>
-        <w:t xml:space="preserve">   ·   React.js · Node.js · PHP · Laravel · MySQL</w:t>
+        <w:t xml:space="preserve">   ·   React.js · Redux · Node.js · PHP · Laravel · MySQL</w:t>
       </w:r>
     </w:p>
     <w:p>
@@ -734,7 +734,7 @@
           <w:color w:val="222222"/>
           <w:sz w:val="20"/>
         </w:rPr>
-        <w:t>Delivered full-stack features and APIs across the React.js / Node.js and PHP / Laravel stacks.</w:t>
+        <w:t>Built the Yard Portal front end in React.js with Redux managing shared real-time state, backed by a Node.js API and service layer; also delivered features across the PHP / Laravel stack.</w:t>
       </w:r>
     </w:p>
     <w:p>
@@ -773,7 +773,7 @@
           <w:sz w:val="19"/>
         </w:rPr>
         <w:tab/>
-        <w:t>[2017] – [2018]</w:t>
+        <w:t>2017 – 2018</w:t>
       </w:r>
     </w:p>
     <w:p>
